--- a/report/毕设工作量分工说明_v1.2_20261001.docx
+++ b/report/毕设工作量分工说明_v1.2_20261001.docx
@@ -122,7 +122,7 @@
           <w:b w:val="0"/>
           <w:sz w:val="24"/>
         </w:rPr>
-        <w:t>硬件平台：机架 + 飞控 Pixhawk 2.4.8（PX4 1.15.4 固件）+ 机载电脑 Jetson Xavier NX + Z-2Mini 光电吊舱 —— 实验室设备，由白皓臣提供使用。</w:t>
+        <w:t>硬件平台：机架 + 飞控 Pixhawk 2.4.8（PX4 1.15.4 固件）+ 机载电脑 Jetson Xavier NX + Z-2Mini 光电吊舱 —— 实验室设备，由学长B提供使用。</w:t>
       </w:r>
     </w:p>
     <w:p>
@@ -136,7 +136,7 @@
           <w:b w:val="0"/>
           <w:sz w:val="24"/>
         </w:rPr>
-        <w:t>机载 ROS2 工作区（~/ws_uav/）：target_tracking、yolo_image_crop、video_sender、cuda_image_processing、my_bringup —— 白皓臣编写。</w:t>
+        <w:t>机载 ROS2 工作区（~/ws_uav/）：target_tracking、yolo_image_crop、video_sender、cuda_image_processing、my_bringup —— 学长B编写。</w:t>
       </w:r>
     </w:p>
     <w:p>
@@ -150,7 +150,7 @@
           <w:b w:val="0"/>
           <w:sz w:val="24"/>
         </w:rPr>
-        <w:t>RTSP 相机采集脚本 z2_rtsp_camera_capture.py、lane_segmentation、4 个巡检服务 —— 刘思彤提供。</w:t>
+        <w:t>RTSP 相机采集脚本 z2_rtsp_camera_capture.py、lane_segmentation、4 个巡检服务 —— 同学A提供。</w:t>
       </w:r>
     </w:p>
     <w:p>
@@ -191,7 +191,7 @@
           <w:b w:val="0"/>
           <w:sz w:val="24"/>
         </w:rPr>
-        <w:t>四个 ROS 功能包：wd_robot_navigation（SLAM 导航）、wd_arm_moveit_demo（机械臂与抓取流程）、wd_base_control（底盘串口驱动）、wd_vision（相机与 AR 识别）—— 王明辉原作。</w:t>
+        <w:t>四个 ROS 功能包：wd_robot_navigation（SLAM 导航）、wd_arm_moveit_demo（机械臂与抓取流程）、wd_base_control（底盘串口驱动）、wd_vision（相机与 AR 识别）—— 学长A原作。</w:t>
       </w:r>
     </w:p>
     <w:p>
@@ -205,7 +205,7 @@
           <w:b w:val="0"/>
           <w:sz w:val="24"/>
         </w:rPr>
-        <w:t>下位机 STM32 固件（CubeMX + Keil MDK 工程）—— 王明辉原作。</w:t>
+        <w:t>下位机 STM32 固件（CubeMX + Keil MDK 工程）—— 学长A原作。</w:t>
       </w:r>
     </w:p>
     <w:p>
@@ -385,7 +385,7 @@
           <w:b w:val="0"/>
           <w:sz w:val="24"/>
         </w:rPr>
-        <w:t>9. 双环境隔离问题定位：刘思彤与白皓臣两套 ROS2 + ROS_DOMAIN_ID（交互式 30 / 非交互式 0）不一致，导致在终端手跑节点永远收不到飞控数据。</w:t>
+        <w:t>9. 双环境隔离问题定位：同学A与学长B两套 ROS2 + ROS_DOMAIN_ID（交互式 30 / 非交互式 0）不一致，导致在终端手跑节点永远收不到飞控数据。</w:t>
       </w:r>
     </w:p>
     <w:p>
@@ -729,7 +729,7 @@
           <w:b w:val="0"/>
           <w:sz w:val="24"/>
         </w:rPr>
-        <w:t>「无人机平台、机载视觉工作区和小车端的 ROS 功能包都是实验室既有的（分别由白皓臣、刘思彤、王明辉提供），新采购小车的底盘与驱动由厂商提供；我的工作是在此基础上完成算法设计（路径规划与任务分配）、跨网络通信机制、协同与可靠性机制、前端系统与真机集成验证。」</w:t>
+        <w:t>「无人机平台、机载视觉工作区和小车端的 ROS 功能包都是实验室既有的（分别由学长B、同学A、学长A提供），新采购小车的底盘与驱动由厂商提供；我的工作是在此基础上完成算法设计（路径规划与任务分配）、跨网络通信机制、协同与可靠性机制、前端系统与真机集成验证。」</w:t>
       </w:r>
     </w:p>
     <w:p>
@@ -852,7 +852,7 @@
           <w:b w:val="0"/>
           <w:sz w:val="24"/>
         </w:rPr>
-        <w:t>答：是。无人机平台是白皓臣的、相机采集脚本来自刘思彤、小车端功能包是王明辉的、新采购底盘由厂商提供；我做的是在此之上完成算法设计、跨网络通信机制、协同与可靠性机制、前端系统与真机集成验证。详细分工我有书面清单。</w:t>
+        <w:t>答：是。无人机平台是学长B的、相机采集脚本来自同学A、小车端功能包是学长A的、新采购底盘由厂商提供；我做的是在此之上完成算法设计、跨网络通信机制、协同与可靠性机制、前端系统与真机集成验证。详细分工我有书面清单。</w:t>
       </w:r>
     </w:p>
     <w:p>
@@ -1028,7 +1028,7 @@
           <w:b w:val="0"/>
           <w:sz w:val="24"/>
         </w:rPr>
-        <w:t>2. 涉及别人的东西（白皓臣的工作区、刘思彤的脚本与巡检服务、王明辉的功能包），动手前问一声、用完恢复原状。</w:t>
+        <w:t>2. 涉及别人的东西（学长B的工作区、同学A的脚本与巡检服务、学长A的功能包），动手前问一声、用完恢复原状。</w:t>
       </w:r>
     </w:p>
     <w:p>
